--- a/LoyalCustomerLayout.docx
+++ b/LoyalCustomerLayout.docx
@@ -20,7 +20,15 @@
           <w:bCs/>
           <w:u w:val="single"/>
         </w:rPr>
-        <w:t>REPORT SIMPLE EXEMPLE WORD</w:t>
+        <w:t>REPORT SIMPLE EXEMPLE WOR</w:t>
+      </w:r>
+      <w:r>
+        <w:rPr>
+          <w:b/>
+          <w:bCs/>
+          <w:u w:val="single"/>
+        </w:rPr>
+        <w:t>D</w:t>
       </w:r>
     </w:p>
     <w:tbl>
@@ -46,7 +54,7 @@
               </w:tabs>
             </w:pPr>
             <w:r>
-              <w:t>NUMERO</w:t>
+              <w:t>NOM</w:t>
             </w:r>
           </w:p>
         </w:tc>
@@ -61,7 +69,7 @@
               </w:tabs>
             </w:pPr>
             <w:r>
-              <w:t>NOM</w:t>
+              <w:t>NUMERO</w:t>
             </w:r>
           </w:p>
         </w:tc>
@@ -81,87 +89,107 @@
           </w:p>
         </w:tc>
       </w:tr>
-      <w:tr>
-        <w:sdt>
-          <w:sdtPr>
-            <w:id w:val="984515344"/>
-            <w:placeholder>
-              <w:docPart w:val="DefaultPlaceholder_-1854013440"/>
-            </w:placeholder>
-            <w15:dataBinding w:prefixMappings="xmlns:ns0='urn:microsoft-dynamics-nav/reports/Loyal_Customers_Export_2/50103/' " w:xpath="/ns0:NavWordReportXmlPart[1]/ns0:LoyalCustomer[1]/ns0:No[1]" w:storeItemID="{0E40B6D8-7C15-4B92-A338-EC4AC1D12094}" w16sdtdh:storeItemChecksum="Bmzi6g=="/>
-          </w:sdtPr>
-          <w:sdtContent>
-            <w:tc>
-              <w:tcPr>
-                <w:tcW w:w="3209" w:type="dxa"/>
-              </w:tcPr>
-              <w:p>
-                <w:pPr>
-                  <w:tabs>
-                    <w:tab w:val="left" w:pos="2460"/>
-                  </w:tabs>
-                </w:pPr>
-                <w:r>
-                  <w:t>No</w:t>
-                </w:r>
-              </w:p>
-            </w:tc>
-          </w:sdtContent>
-        </w:sdt>
-        <w:sdt>
-          <w:sdtPr>
-            <w:id w:val="1273438360"/>
-            <w:placeholder>
-              <w:docPart w:val="DefaultPlaceholder_-1854013440"/>
-            </w:placeholder>
-            <w15:dataBinding w:prefixMappings="xmlns:ns0='urn:microsoft-dynamics-nav/reports/Loyal_Customers_Export_2/50103/' " w:xpath="/ns0:NavWordReportXmlPart[1]/ns0:LoyalCustomer[1]/ns0:Name[1]" w:storeItemID="{0E40B6D8-7C15-4B92-A338-EC4AC1D12094}" w16sdtdh:storeItemChecksum="Bmzi6g=="/>
-          </w:sdtPr>
-          <w:sdtContent>
-            <w:tc>
-              <w:tcPr>
-                <w:tcW w:w="3209" w:type="dxa"/>
-              </w:tcPr>
-              <w:p>
-                <w:pPr>
-                  <w:tabs>
-                    <w:tab w:val="left" w:pos="2460"/>
-                  </w:tabs>
-                </w:pPr>
-                <w:r>
-                  <w:t>Name</w:t>
-                </w:r>
-              </w:p>
-            </w:tc>
-          </w:sdtContent>
-        </w:sdt>
-        <w:sdt>
-          <w:sdtPr>
-            <w:id w:val="-1655603631"/>
-            <w:placeholder>
-              <w:docPart w:val="DefaultPlaceholder_-1854013440"/>
-            </w:placeholder>
-            <w15:dataBinding w:prefixMappings="xmlns:ns0='urn:microsoft-dynamics-nav/reports/Loyal_Customers_Export_2/50103/' " w:xpath="/ns0:NavWordReportXmlPart[1]/ns0:LoyalCustomer[1]/ns0:Points[1]" w:storeItemID="{0E40B6D8-7C15-4B92-A338-EC4AC1D12094}" w16sdtdh:storeItemChecksum="Bmzi6g=="/>
-          </w:sdtPr>
-          <w:sdtContent>
-            <w:tc>
-              <w:tcPr>
-                <w:tcW w:w="3210" w:type="dxa"/>
-              </w:tcPr>
-              <w:p>
-                <w:pPr>
-                  <w:tabs>
-                    <w:tab w:val="left" w:pos="2460"/>
-                  </w:tabs>
-                </w:pPr>
-                <w:r>
-                  <w:t>Points</w:t>
-                </w:r>
-              </w:p>
-            </w:tc>
-          </w:sdtContent>
-        </w:sdt>
-      </w:tr>
+      <w:sdt>
+        <w:sdtPr>
+          <w:alias w:val="#Nav: /LoyalCustomer"/>
+          <w:tag w:val="#Nav: Loyal_Customers_Export_2/50103"/>
+          <w:id w:val="265272916"/>
+          <w15:dataBinding w:prefixMappings="xmlns:ns0='urn:microsoft-dynamics-nav/reports/Loyal_Customers_Export_2/50103/' " w:xpath="/ns0:NavWordReportXmlPart[1]/ns0:LoyalCustomer" w:storeItemID="{0E40B6D8-7C15-4B92-A338-EC4AC1D12094}"/>
+          <w15:repeatingSection/>
+        </w:sdtPr>
+        <w:sdtContent>
+          <w:sdt>
+            <w:sdtPr>
+              <w:id w:val="-1897723179"/>
+              <w:placeholder>
+                <w:docPart w:val="DefaultPlaceholder_-1854013435"/>
+              </w:placeholder>
+              <w15:repeatingSectionItem/>
+            </w:sdtPr>
+            <w:sdtContent>
+              <w:tr>
+                <w:sdt>
+                  <w:sdtPr>
+                    <w:alias w:val="#Nav: /LoyalCustomer/Name"/>
+                    <w:tag w:val="#Nav: Loyal_Customers_Export_2/50103"/>
+                    <w:id w:val="1056596092"/>
+                    <w:placeholder>
+                      <w:docPart w:val="DefaultPlaceholder_-1854013440"/>
+                    </w:placeholder>
+                    <w15:dataBinding w:prefixMappings="xmlns:ns0='urn:microsoft-dynamics-nav/reports/Loyal_Customers_Export_2/50103/' " w:xpath="/ns0:NavWordReportXmlPart[1]/ns0:LoyalCustomer[1]/ns0:Name[1]" w:storeItemID="{0E40B6D8-7C15-4B92-A338-EC4AC1D12094}" w16sdtdh:storeItemChecksum="Bmzi6g=="/>
+                  </w:sdtPr>
+                  <w:sdtContent>
+                    <w:tc>
+                      <w:tcPr>
+                        <w:tcW w:w="3209" w:type="dxa"/>
+                      </w:tcPr>
+                      <w:p>
+                        <w:r>
+                          <w:t>Name</w:t>
+                        </w:r>
+                      </w:p>
+                    </w:tc>
+                  </w:sdtContent>
+                </w:sdt>
+                <w:sdt>
+                  <w:sdtPr>
+                    <w:alias w:val="#Nav: /LoyalCustomer/No"/>
+                    <w:tag w:val="#Nav: Loyal_Customers_Export_2/50103"/>
+                    <w:id w:val="1090664912"/>
+                    <w:placeholder>
+                      <w:docPart w:val="DefaultPlaceholder_-1854013440"/>
+                    </w:placeholder>
+                    <w15:dataBinding w:prefixMappings="xmlns:ns0='urn:microsoft-dynamics-nav/reports/Loyal_Customers_Export_2/50103/' " w:xpath="/ns0:NavWordReportXmlPart[1]/ns0:LoyalCustomer[1]/ns0:No[1]" w:storeItemID="{0E40B6D8-7C15-4B92-A338-EC4AC1D12094}" w16sdtdh:storeItemChecksum="Bmzi6g=="/>
+                  </w:sdtPr>
+                  <w:sdtContent>
+                    <w:tc>
+                      <w:tcPr>
+                        <w:tcW w:w="3209" w:type="dxa"/>
+                      </w:tcPr>
+                      <w:p>
+                        <w:r>
+                          <w:t>No</w:t>
+                        </w:r>
+                      </w:p>
+                    </w:tc>
+                  </w:sdtContent>
+                </w:sdt>
+                <w:sdt>
+                  <w:sdtPr>
+                    <w:alias w:val="#Nav: /LoyalCustomer/Points"/>
+                    <w:tag w:val="#Nav: Loyal_Customers_Export_2/50103"/>
+                    <w:id w:val="1993367185"/>
+                    <w:placeholder>
+                      <w:docPart w:val="DefaultPlaceholder_-1854013440"/>
+                    </w:placeholder>
+                    <w15:dataBinding w:prefixMappings="xmlns:ns0='urn:microsoft-dynamics-nav/reports/Loyal_Customers_Export_2/50103/' " w:xpath="/ns0:NavWordReportXmlPart[1]/ns0:LoyalCustomer[1]/ns0:Points[1]" w:storeItemID="{0E40B6D8-7C15-4B92-A338-EC4AC1D12094}" w16sdtdh:storeItemChecksum="Bmzi6g=="/>
+                  </w:sdtPr>
+                  <w:sdtContent>
+                    <w:tc>
+                      <w:tcPr>
+                        <w:tcW w:w="3210" w:type="dxa"/>
+                      </w:tcPr>
+                      <w:p>
+                        <w:r>
+                          <w:t>Points</w:t>
+                        </w:r>
+                      </w:p>
+                    </w:tc>
+                  </w:sdtContent>
+                </w:sdt>
+              </w:tr>
+            </w:sdtContent>
+          </w:sdt>
+        </w:sdtContent>
+      </w:sdt>
     </w:tbl>
+    <w:p>
+      <w:pPr>
+        <w:tabs>
+          <w:tab w:val="left" w:pos="2460"/>
+        </w:tabs>
+      </w:pPr>
+    </w:p>
     <w:p>
       <w:pPr>
         <w:tabs>
@@ -878,6 +906,32 @@
         </w:p>
       </w:docPartBody>
     </w:docPart>
+    <w:docPart>
+      <w:docPartPr>
+        <w:name w:val="DefaultPlaceholder_-1854013435"/>
+        <w:category>
+          <w:name w:val="Général"/>
+          <w:gallery w:val="placeholder"/>
+        </w:category>
+        <w:types>
+          <w:type w:val="bbPlcHdr"/>
+        </w:types>
+        <w:behaviors>
+          <w:behavior w:val="content"/>
+        </w:behaviors>
+        <w:guid w:val="{1761806E-FE61-4EEB-B46C-7A6E90A19846}"/>
+      </w:docPartPr>
+      <w:docPartBody>
+        <w:p>
+          <w:r>
+            <w:rPr>
+              <w:rStyle w:val="Textedelespacerserv"/>
+            </w:rPr>
+            <w:t>Entrez du contenu à répéter, par exemple, d'autres contrôles de contenu. Vous pouvez également insérer ce contrôle autour de lignes d'un tableau pour répéter des parties de ce dernier.</w:t>
+          </w:r>
+        </w:p>
+      </w:docPartBody>
+    </w:docPart>
   </w:docParts>
 </w:glossaryDocument>
 </file>
@@ -926,11 +980,23 @@
     <w:rsid w:val="000E478E"/>
     <w:rsid w:val="001A2785"/>
     <w:rsid w:val="00273D28"/>
+    <w:rsid w:val="002C4E98"/>
     <w:rsid w:val="0032553C"/>
+    <w:rsid w:val="004177BC"/>
+    <w:rsid w:val="00487940"/>
+    <w:rsid w:val="00587D9A"/>
+    <w:rsid w:val="006924D5"/>
+    <w:rsid w:val="00803142"/>
+    <w:rsid w:val="008B41B1"/>
+    <w:rsid w:val="008E4FD3"/>
     <w:rsid w:val="00A00E48"/>
+    <w:rsid w:val="00A84106"/>
     <w:rsid w:val="00BA132B"/>
     <w:rsid w:val="00C45CCE"/>
     <w:rsid w:val="00E21077"/>
+    <w:rsid w:val="00E36132"/>
+    <w:rsid w:val="00E83121"/>
+    <w:rsid w:val="00ED2762"/>
     <w:rsid w:val="00FB1DD9"/>
   </w:rsids>
   <m:mathPr>
@@ -1387,7 +1453,7 @@
     <w:basedOn w:val="Policepardfaut"/>
     <w:uiPriority w:val="99"/>
     <w:semiHidden/>
-    <w:rsid w:val="000E478E"/>
+    <w:rsid w:val="002C4E98"/>
     <w:rPr>
       <w:color w:val="666666"/>
     </w:rPr>
@@ -1717,7 +1783,11 @@
 </a:theme>
 </file>
 
-<file path=customXml/item1.xml>��< ? x m l   v e r s i o n = " 1 . 0 "   e n c o d i n g = " u t f - 1 6 " ? > < N a v W o r d R e p o r t X m l P a r t   x m l n s = " u r n : m i c r o s o f t - d y n a m i c s - b u s i n e s s c e n t r a l / i n t e r n a l / e x t e n d e d / r e p o r t s / L o y a l _ C u s t o m e r s _ E x p o r t _ 2 / 5 0 1 0 3 / " > +<file path=customXml/item1.xml><?xml version="1.0" encoding="utf-8"?>
+<b:Sources xmlns:b="http://schemas.openxmlformats.org/officeDocument/2006/bibliography" xmlns="http://schemas.openxmlformats.org/officeDocument/2006/bibliography" SelectedStyle="\APASixthEditionOfficeOnline.xsl" StyleName="APA" Version="6"/>
+</file>
+
+<file path=customXml/item2.xml>��< ? x m l   v e r s i o n = " 1 . 0 "   e n c o d i n g = " u t f - 1 6 " ? > < N a v W o r d R e p o r t X m l P a r t   x m l n s = " u r n : m i c r o s o f t - d y n a m i c s - b u s i n e s s c e n t r a l / i n t e r n a l / e x t e n d e d / r e p o r t s / L o y a l _ C u s t o m e r s _ E x p o r t _ 2 / 5 0 1 0 3 / " >   
      < B C R e p o r t I n f o r m a t i o n >   
@@ -1798,7 +1868,7 @@
  < / N a v W o r d R e p o r t X m l P a r t > 
 </file>
 
-<file path=customXml/item2.xml>��< ? x m l   v e r s i o n = " 1 . 0 "   e n c o d i n g = " u t f - 1 6 " ? > < N a v W o r d R e p o r t X m l P a r t   x m l n s = " u r n : m i c r o s o f t - d y n a m i c s - n a v / r e p o r t s / L o y a l _ C u s t o m e r s _ E x p o r t _ 2 / 5 0 1 0 3 / " > +<file path=customXml/item3.xml>��< ? x m l   v e r s i o n = " 1 . 0 "   e n c o d i n g = " u t f - 1 6 " ? > < N a v W o r d R e p o r t X m l P a r t   x m l n s = " u r n : m i c r o s o f t - d y n a m i c s - n a v / r e p o r t s / L o y a l _ C u s t o m e r s _ E x p o r t _ 2 / 5 0 1 0 3 / " >   
      < B C R e p o r t I n f o r m a t i o n >   
@@ -1877,11 +1947,15 @@
  < / N a v W o r d R e p o r t X m l P a r t > 
 </file>
 
-<file path=customXml/item3.xml><?xml version="1.0" encoding="utf-8"?>
-<b:Sources xmlns:b="http://schemas.openxmlformats.org/officeDocument/2006/bibliography" xmlns="http://schemas.openxmlformats.org/officeDocument/2006/bibliography" SelectedStyle="\APASixthEditionOfficeOnline.xsl" StyleName="APA" Version="6"/>
-</file>
-
 <file path=customXml/itemProps1.xml><?xml version="1.0" encoding="utf-8"?>
+<ds:datastoreItem xmlns:ds="http://schemas.openxmlformats.org/officeDocument/2006/customXml" ds:itemID="{F9883A90-4849-43C1-9E15-3A200C604C0C}">
+  <ds:schemaRefs>
+    <ds:schemaRef ds:uri="http://schemas.openxmlformats.org/officeDocument/2006/bibliography"/>
+  </ds:schemaRefs>
+</ds:datastoreItem>
+</file>
+
+<file path=customXml/itemProps2.xml><?xml version="1.0" encoding="utf-8"?>
 <ds:datastoreItem xmlns:ds="http://schemas.openxmlformats.org/officeDocument/2006/customXml" ds:itemID="{1E72440F-D3AD-4CAD-A3F2-A0302ACA8235}">
   <ds:schemaRefs>
     <ds:schemaRef ds:uri="urn:microsoft-dynamics-businesscentral/internal/extended/reports/Loyal_Customers_Export_2/50103/"/>
@@ -1889,18 +1963,10 @@
 </ds:datastoreItem>
 </file>
 
-<file path=customXml/itemProps2.xml><?xml version="1.0" encoding="utf-8"?>
+<file path=customXml/itemProps3.xml><?xml version="1.0" encoding="utf-8"?>
 <ds:datastoreItem xmlns:ds="http://schemas.openxmlformats.org/officeDocument/2006/customXml" ds:itemID="{0E40B6D8-7C15-4B92-A338-EC4AC1D12094}">
   <ds:schemaRefs>
     <ds:schemaRef ds:uri="urn:microsoft-dynamics-nav/reports/Loyal_Customers_Export_2/50103/"/>
   </ds:schemaRefs>
 </ds:datastoreItem>
-</file>
-
-<file path=customXml/itemProps3.xml><?xml version="1.0" encoding="utf-8"?>
-<ds:datastoreItem xmlns:ds="http://schemas.openxmlformats.org/officeDocument/2006/customXml" ds:itemID="{F9883A90-4849-43C1-9E15-3A200C604C0C}">
-  <ds:schemaRefs>
-    <ds:schemaRef ds:uri="http://schemas.openxmlformats.org/officeDocument/2006/bibliography"/>
-  </ds:schemaRefs>
-</ds:datastoreItem>
 </file>